--- a/testakten/steuerrecht-bwa-vergleich-nuernberg/07_Vertriebsvertrag_Noreva_2024-02-12.docx
+++ b/testakten/steuerrecht-bwa-vergleich-nuernberg/07_Vertriebsvertrag_Noreva_2024-02-12.docx
@@ -43,10 +43,22 @@
     <w:p>
       <w:pPr>
         <w:pStyle w:val="Heading1"/>
-        <w:spacing w:after="140" w:line="259" w:lineRule="auto"/>
+        <w:keepNext/>
+        <w:spacing w:after="0" w:line="259" w:lineRule="auto"/>
       </w:pPr>
       <w:r>
         <w:t>1 Vertragsgegenstand</w:t>
+      </w:r>
+    </w:p>
+    <w:p>
+      <w:pPr>
+        <w:keepNext/>
+        <w:spacing w:before="0" w:after="0" w:line="220" w:lineRule="exact"/>
+      </w:pPr>
+      <w:r>
+        <w:rPr>
+          <w:sz w:val="22"/>
+        </w:rPr>
       </w:r>
     </w:p>
     <w:p>
@@ -68,10 +80,22 @@
     <w:p>
       <w:pPr>
         <w:pStyle w:val="Heading1"/>
-        <w:spacing w:after="140" w:line="259" w:lineRule="auto"/>
+        <w:keepNext/>
+        <w:spacing w:after="0" w:line="259" w:lineRule="auto"/>
       </w:pPr>
       <w:r>
         <w:t>2 Bestellungen und Liefermengen</w:t>
+      </w:r>
+    </w:p>
+    <w:p>
+      <w:pPr>
+        <w:keepNext/>
+        <w:spacing w:before="0" w:after="0" w:line="220" w:lineRule="exact"/>
+      </w:pPr>
+      <w:r>
+        <w:rPr>
+          <w:sz w:val="22"/>
+        </w:rPr>
       </w:r>
     </w:p>
     <w:p>
@@ -93,10 +117,22 @@
     <w:p>
       <w:pPr>
         <w:pStyle w:val="Heading1"/>
-        <w:spacing w:after="140" w:line="259" w:lineRule="auto"/>
+        <w:keepNext/>
+        <w:spacing w:after="0" w:line="259" w:lineRule="auto"/>
       </w:pPr>
       <w:r>
         <w:t>3 Preise und Zahlungsziel</w:t>
+      </w:r>
+    </w:p>
+    <w:p>
+      <w:pPr>
+        <w:keepNext/>
+        <w:spacing w:before="0" w:after="0" w:line="220" w:lineRule="exact"/>
+      </w:pPr>
+      <w:r>
+        <w:rPr>
+          <w:sz w:val="22"/>
+        </w:rPr>
       </w:r>
     </w:p>
     <w:p>
@@ -118,10 +154,22 @@
     <w:p>
       <w:pPr>
         <w:pStyle w:val="Heading1"/>
-        <w:spacing w:after="140" w:line="259" w:lineRule="auto"/>
+        <w:keepNext/>
+        <w:spacing w:after="0" w:line="259" w:lineRule="auto"/>
       </w:pPr>
       <w:r>
         <w:t>4 Qualität und Reklamation</w:t>
+      </w:r>
+    </w:p>
+    <w:p>
+      <w:pPr>
+        <w:keepNext/>
+        <w:spacing w:before="0" w:after="0" w:line="220" w:lineRule="exact"/>
+      </w:pPr>
+      <w:r>
+        <w:rPr>
+          <w:sz w:val="22"/>
+        </w:rPr>
       </w:r>
     </w:p>
     <w:p>
@@ -143,10 +191,22 @@
     <w:p>
       <w:pPr>
         <w:pStyle w:val="Heading1"/>
-        <w:spacing w:after="140" w:line="259" w:lineRule="auto"/>
+        <w:keepNext/>
+        <w:spacing w:after="0" w:line="259" w:lineRule="auto"/>
       </w:pPr>
       <w:r>
         <w:t>5 Unterbrechung und Beendigung</w:t>
+      </w:r>
+    </w:p>
+    <w:p>
+      <w:pPr>
+        <w:keepNext/>
+        <w:spacing w:before="0" w:after="0" w:line="220" w:lineRule="exact"/>
+      </w:pPr>
+      <w:r>
+        <w:rPr>
+          <w:sz w:val="22"/>
+        </w:rPr>
       </w:r>
     </w:p>
     <w:p>
@@ -168,10 +228,22 @@
     <w:p>
       <w:pPr>
         <w:pStyle w:val="Heading1"/>
-        <w:spacing w:after="140" w:line="259" w:lineRule="auto"/>
+        <w:keepNext/>
+        <w:spacing w:after="0" w:line="259" w:lineRule="auto"/>
       </w:pPr>
       <w:r>
         <w:t>6 Kommunikation und Vereinbarungen</w:t>
+      </w:r>
+    </w:p>
+    <w:p>
+      <w:pPr>
+        <w:keepNext/>
+        <w:spacing w:before="0" w:after="0" w:line="220" w:lineRule="exact"/>
+      </w:pPr>
+      <w:r>
+        <w:rPr>
+          <w:sz w:val="22"/>
+        </w:rPr>
       </w:r>
     </w:p>
     <w:p>
